--- a/precondition_extraction/evaluation/RULES.docx
+++ b/precondition_extraction/evaluation/RULES.docx
@@ -802,7 +802,7 @@
         <w:spacing w:after="160" w:before="320"/>
       </w:pPr>
       <w:r>
-        <w:t xml:space="preserve">Run it end to end</w:t>
+        <w:t xml:space="preserve">Run it at work, exactly — step by step</w:t>
       </w:r>
     </w:p>
     <w:p>
@@ -810,158 +810,803 @@
         <w:spacing w:after="160"/>
       </w:pPr>
       <w:r>
-        <w:t xml:space="preserve">1. </w:t>
-      </w:r>
+        <w:t xml:space="preserve">This is the same sequence the evaluation ran, one CVE at a time, using three small commands that call the pipeline's own functions. It was executed end to end on 5 September 2026 on CVE-2026-9586 (a CISA KEV entry not in any evaluation set); the real output is pasted under each step so you know what "worked" looks like.</w:t>
+      </w:r>
+    </w:p>
+    <w:p>
+      <w:pPr>
+        <w:spacing w:after="160"/>
+      </w:pPr>
       <w:r>
         <w:rPr>
           <w:b/>
           <w:bCs/>
         </w:rPr>
-        <w:t xml:space="preserve">Get the advisory text, never from memory.</w:t>
-      </w:r>
-      <w:r>
-        <w:t xml:space="preserve"> The CVE Program's record (</w:t>
-      </w:r>
-      <w:r>
-        <w:rPr>
-          <w:rFonts w:ascii="Consolas" w:cs="Consolas" w:eastAsia="Consolas" w:hAnsi="Consolas"/>
-        </w:rPr>
-        <w:t xml:space="preserve">https://cveproject.github.io/cve-schema/</w:t>
-      </w:r>
-      <w:r>
-        <w:t xml:space="preserve"> shape; </w:t>
-      </w:r>
-      <w:r>
-        <w:rPr>
-          <w:rFonts w:ascii="Consolas" w:cs="Consolas" w:eastAsia="Consolas" w:hAnsi="Consolas"/>
-        </w:rPr>
-        <w:t xml:space="preserve">containers.cna.descriptions[].value</w:t>
-      </w:r>
-      <w:r>
-        <w:t xml:space="preserve">), or for Microsoft CVEs the Security Update Guide, because the CVE record is title-only there. Store the text with the retrieval date and a content hash; a citation is only re-checkable against the text as captured. 2. </w:t>
-      </w:r>
+        <w:t xml:space="preserve">Step 0 — what you need, once.</w:t>
+      </w:r>
+    </w:p>
+    <w:p>
+      <w:pPr>
+        <w:pStyle w:val="ListParagraph"/>
+        <w:numPr>
+          <w:ilvl w:val="0"/>
+          <w:numId w:val="1"/>
+        </w:numPr>
+        <w:spacing w:after="120"/>
+      </w:pPr>
+      <w:r>
+        <w:t xml:space="preserve">A computer with Python 3.8 or newer (</w:t>
+      </w:r>
+      <w:r>
+        <w:rPr>
+          <w:rFonts w:ascii="Consolas" w:cs="Consolas" w:eastAsia="Consolas" w:hAnsi="Consolas"/>
+        </w:rPr>
+        <w:t xml:space="preserve">python3 --version</w:t>
+      </w:r>
+      <w:r>
+        <w:t xml:space="preserve">) and the PyYAML package (</w:t>
+      </w:r>
+      <w:r>
+        <w:rPr>
+          <w:rFonts w:ascii="Consolas" w:cs="Consolas" w:eastAsia="Consolas" w:hAnsi="Consolas"/>
+        </w:rPr>
+        <w:t xml:space="preserve">pip install pyyaml</w:t>
+      </w:r>
+      <w:r>
+        <w:t xml:space="preserve">).</w:t>
+      </w:r>
+    </w:p>
+    <w:p>
+      <w:pPr>
+        <w:pStyle w:val="ListParagraph"/>
+        <w:numPr>
+          <w:ilvl w:val="0"/>
+          <w:numId w:val="1"/>
+        </w:numPr>
+        <w:spacing w:after="120"/>
+      </w:pPr>
+      <w:r>
+        <w:t xml:space="preserve">The Claude Code command-line tool, signed in. A subscription is enough: no API key, no per-record cost. Check with </w:t>
+      </w:r>
+      <w:r>
+        <w:rPr>
+          <w:rFonts w:ascii="Consolas" w:cs="Consolas" w:eastAsia="Consolas" w:hAnsi="Consolas"/>
+        </w:rPr>
+        <w:t xml:space="preserve">claude --version</w:t>
+      </w:r>
+      <w:r>
+        <w:t xml:space="preserve">. (If you cannot install it, Step 3 has a copy-and-paste alternative.)</w:t>
+      </w:r>
+    </w:p>
+    <w:p>
+      <w:pPr>
+        <w:pStyle w:val="ListParagraph"/>
+        <w:numPr>
+          <w:ilvl w:val="0"/>
+          <w:numId w:val="1"/>
+        </w:numPr>
+        <w:spacing w:after="120"/>
+      </w:pPr>
+      <w:r>
+        <w:t xml:space="preserve">A copy of the </w:t>
+      </w:r>
+      <w:r>
+        <w:rPr>
+          <w:rFonts w:ascii="Consolas" w:cs="Consolas" w:eastAsia="Consolas" w:hAnsi="Consolas"/>
+        </w:rPr>
+        <w:t xml:space="preserve">precondition_extraction</w:t>
+      </w:r>
+      <w:r>
+        <w:t xml:space="preserve"> folder from the registry — download the repository as a zip, or </w:t>
+      </w:r>
+      <w:r>
+        <w:rPr>
+          <w:rFonts w:ascii="Consolas" w:cs="Consolas" w:eastAsia="Consolas" w:hAnsi="Consolas"/>
+        </w:rPr>
+        <w:t xml:space="preserve">git clone</w:t>
+      </w:r>
+      <w:r>
+        <w:t xml:space="preserve">. Open a terminal in that folder. Everything below is run from there.</w:t>
+      </w:r>
+    </w:p>
+    <w:p>
+      <w:pPr>
+        <w:spacing w:after="160"/>
+      </w:pPr>
       <w:r>
         <w:rPr>
           <w:b/>
           <w:bCs/>
         </w:rPr>
-        <w:t xml:space="preserve">Extract.</w:t>
-      </w:r>
-      <w:r>
-        <w:t xml:space="preserve"> Put the rules above in front of a model with the text beneath and take the YAML block it returns. The evaluation used </w:t>
-      </w:r>
-      <w:r>
-        <w:rPr>
-          <w:rFonts w:ascii="Consolas" w:cs="Consolas" w:eastAsia="Consolas" w:hAnsi="Consolas"/>
-        </w:rPr>
-        <w:t xml:space="preserve">claude -p --model sonnet</w:t>
-      </w:r>
-      <w:r>
-        <w:t xml:space="preserve"> on a subscription (no API key, no per-record cost); any model that follows instructions will do, but pin which one answered — </w:t>
-      </w:r>
-      <w:r>
-        <w:rPr>
-          <w:rFonts w:ascii="Consolas" w:cs="Consolas" w:eastAsia="Consolas" w:hAnsi="Consolas"/>
-        </w:rPr>
-        <w:t xml:space="preserve">--output-format json</w:t>
-      </w:r>
-      <w:r>
-        <w:t xml:space="preserve"> returns </w:t>
-      </w:r>
-      <w:r>
-        <w:rPr>
-          <w:rFonts w:ascii="Consolas" w:cs="Consolas" w:eastAsia="Consolas" w:hAnsi="Consolas"/>
-        </w:rPr>
-        <w:t xml:space="preserve">modelUsage</w:t>
-      </w:r>
-      <w:r>
-        <w:t xml:space="preserve">, and the pipeline records it per record. Do not let the model fetch the advisory itself. 3. </w:t>
-      </w:r>
+        <w:t xml:space="preserve">Step 1 — get the advisory text, verbatim.</w:t>
+      </w:r>
+      <w:r>
+        <w:t xml:space="preserve"> Never type or paste it from memory.</w:t>
+      </w:r>
+    </w:p>
+    <w:p>
+      <w:pPr>
+        <w:spacing w:after="0" w:line="240"/>
+      </w:pPr>
+      <w:r>
+        <w:rPr>
+          <w:rFonts w:ascii="Consolas" w:cs="Consolas" w:eastAsia="Consolas" w:hAnsi="Consolas"/>
+          <w:sz w:val="18"/>
+          <w:szCs w:val="18"/>
+        </w:rPr>
+        <w:t xml:space="preserve">python3 tools/cve_text.py CVE-2026-9586</w:t>
+      </w:r>
+    </w:p>
+    <w:p>
+      <w:pPr>
+        <w:spacing w:after="160"/>
+      </w:pPr>
+    </w:p>
+    <w:p>
+      <w:pPr>
+        <w:spacing w:after="160"/>
+      </w:pPr>
+      <w:r>
+        <w:t xml:space="preserve">What it prints: the source (the CVE Program's record, or Microsoft's Security Update Guide for Microsoft CVEs), the retrieval date, whether the CNA filled the </w:t>
+      </w:r>
+      <w:r>
+        <w:rPr>
+          <w:rFonts w:ascii="Consolas" w:cs="Consolas" w:eastAsia="Consolas" w:hAnsi="Consolas"/>
+        </w:rPr>
+        <w:t xml:space="preserve">configurations</w:t>
+      </w:r>
+      <w:r>
+        <w:t xml:space="preserve"> field, and the text between </w:t>
+      </w:r>
+      <w:r>
+        <w:rPr>
+          <w:rFonts w:ascii="Consolas" w:cs="Consolas" w:eastAsia="Consolas" w:hAnsi="Consolas"/>
+        </w:rPr>
+        <w:t xml:space="preserve">--- ADVISORY TEXT ---</w:t>
+      </w:r>
+      <w:r>
+        <w:t xml:space="preserve"> markers. It writes </w:t>
+      </w:r>
+      <w:r>
+        <w:rPr>
+          <w:rFonts w:ascii="Consolas" w:cs="Consolas" w:eastAsia="Consolas" w:hAnsi="Consolas"/>
+        </w:rPr>
+        <w:t xml:space="preserve">CVE-2026-9586.advisory.txt</w:t>
+      </w:r>
+      <w:r>
+        <w:t xml:space="preserve"> and </w:t>
+      </w:r>
+      <w:r>
+        <w:rPr>
+          <w:rFonts w:ascii="Consolas" w:cs="Consolas" w:eastAsia="Consolas" w:hAnsi="Consolas"/>
+        </w:rPr>
+        <w:t xml:space="preserve">CVE-2026-9586.input.json</w:t>
+      </w:r>
+      <w:r>
+        <w:t xml:space="preserve">. If it says "no record", the id is mistyped or not yet published. Do not edit the text file.</w:t>
+      </w:r>
+    </w:p>
+    <w:p>
+      <w:pPr>
+        <w:spacing w:after="160"/>
+      </w:pPr>
       <w:r>
         <w:rPr>
           <w:b/>
           <w:bCs/>
         </w:rPr>
-        <w:t xml:space="preserve">Check the citations mechanically.</w:t>
-      </w:r>
-      <w:r>
-        <w:t xml:space="preserve"> For every precondition, </w:t>
-      </w:r>
-      <w:r>
-        <w:rPr>
-          <w:rFonts w:ascii="Consolas" w:cs="Consolas" w:eastAsia="Consolas" w:hAnsi="Consolas"/>
-        </w:rPr>
-        <w:t xml:space="preserve">cites</w:t>
-      </w:r>
-      <w:r>
-        <w:t xml:space="preserve"> must be a verbatim substring of </w:t>
-      </w:r>
-      <w:r>
-        <w:rPr>
-          <w:rFonts w:ascii="Consolas" w:cs="Consolas" w:eastAsia="Consolas" w:hAnsi="Consolas"/>
-        </w:rPr>
-        <w:t xml:space="preserve">advisory_text</w:t>
-      </w:r>
-      <w:r>
-        <w:t xml:space="preserve"> after whitespace/NBSP normalisation. Reject the record on any failure. Validate the YAML against the record schema (</w:t>
-      </w:r>
-      <w:r>
-        <w:rPr>
-          <w:rFonts w:ascii="Consolas" w:cs="Consolas" w:eastAsia="Consolas" w:hAnsi="Consolas"/>
-        </w:rPr>
-        <w:t xml:space="preserve">tests/fixtures/schema.json</w:t>
-      </w:r>
-      <w:r>
-        <w:t xml:space="preserve">). 4. </w:t>
-      </w:r>
+        <w:t xml:space="preserve">Step 2 — look up the vendor and product.</w:t>
+      </w:r>
+      <w:r>
+        <w:t xml:space="preserve"> The rules stop the model from naming a vendor the text never mentions (Rule 1), so you supply the record's identity yourself — from CISA KEV, the CVE record's </w:t>
+      </w:r>
+      <w:r>
+        <w:rPr>
+          <w:rFonts w:ascii="Consolas" w:cs="Consolas" w:eastAsia="Consolas" w:hAnsi="Consolas"/>
+        </w:rPr>
+        <w:t xml:space="preserve">affected</w:t>
+      </w:r>
+      <w:r>
+        <w:t xml:space="preserve"> block, or the vendor's page. Two words are enough.</w:t>
+      </w:r>
+    </w:p>
+    <w:p>
+      <w:pPr>
+        <w:spacing w:after="160"/>
+      </w:pPr>
       <w:r>
         <w:rPr>
           <w:b/>
           <w:bCs/>
         </w:rPr>
-        <w:t xml:space="preserve">Review the reading, not the YAML.</w:t>
-      </w:r>
-      <w:r>
-        <w:t xml:space="preserve"> The output's first part lists each precondition on a line with its quoted sentence under it. That is what a person checks: is the sentence really a condition (Rules 8–10), and is it filed under the right category? 5. </w:t>
+        <w:t xml:space="preserve">Step 3 — run the rules and check the result.</w:t>
+      </w:r>
+      <w:r>
+        <w:t xml:space="preserve"> One command does Steps 1–4 of the pipeline:</w:t>
+      </w:r>
+    </w:p>
+    <w:p>
+      <w:pPr>
+        <w:spacing w:after="0" w:line="240"/>
+      </w:pPr>
+      <w:r>
+        <w:rPr>
+          <w:rFonts w:ascii="Consolas" w:cs="Consolas" w:eastAsia="Consolas" w:hAnsi="Consolas"/>
+          <w:sz w:val="18"/>
+          <w:szCs w:val="18"/>
+        </w:rPr>
+        <w:t xml:space="preserve">python3 tools/extract_one.py CVE-2026-9586 --vendor Sangoma --product Switchvox</w:t>
+      </w:r>
+    </w:p>
+    <w:p>
+      <w:pPr>
+        <w:spacing w:after="160"/>
+      </w:pPr>
+    </w:p>
+    <w:p>
+      <w:pPr>
+        <w:spacing w:after="160"/>
+      </w:pPr>
+      <w:r>
+        <w:t xml:space="preserve">Real output from the run on 5 September 2026:</w:t>
+      </w:r>
+    </w:p>
+    <w:p>
+      <w:pPr>
+        <w:spacing w:after="0" w:line="240"/>
+      </w:pPr>
+      <w:r>
+        <w:rPr>
+          <w:rFonts w:ascii="Consolas" w:cs="Consolas" w:eastAsia="Consolas" w:hAnsi="Consolas"/>
+          <w:sz w:val="18"/>
+          <w:szCs w:val="18"/>
+        </w:rPr>
+        <w:t xml:space="preserve">[1/4] fetching advisory text for CVE-2026-9586 …</w:t>
+      </w:r>
+    </w:p>
+    <w:p>
+      <w:pPr>
+        <w:spacing w:after="0" w:line="240"/>
+      </w:pPr>
+      <w:r>
+        <w:rPr>
+          <w:rFonts w:ascii="Consolas" w:cs="Consolas" w:eastAsia="Consolas" w:hAnsi="Consolas"/>
+          <w:sz w:val="18"/>
+          <w:szCs w:val="18"/>
+        </w:rPr>
+        <w:t xml:space="preserve">      source=cvelist cna=SRA chars=498</w:t>
+      </w:r>
+    </w:p>
+    <w:p>
+      <w:pPr>
+        <w:spacing w:after="0" w:line="240"/>
+      </w:pPr>
+      <w:r>
+        <w:rPr>
+          <w:rFonts w:ascii="Consolas" w:cs="Consolas" w:eastAsia="Consolas" w:hAnsi="Consolas"/>
+          <w:sz w:val="18"/>
+          <w:szCs w:val="18"/>
+        </w:rPr>
+        <w:t xml:space="preserve">[2/4] building the prompt from the frozen rules …</w:t>
+      </w:r>
+    </w:p>
+    <w:p>
+      <w:pPr>
+        <w:spacing w:after="0" w:line="240"/>
+      </w:pPr>
+      <w:r>
+        <w:rPr>
+          <w:rFonts w:ascii="Consolas" w:cs="Consolas" w:eastAsia="Consolas" w:hAnsi="Consolas"/>
+          <w:sz w:val="18"/>
+          <w:szCs w:val="18"/>
+        </w:rPr>
+        <w:t xml:space="preserve">[3/4] running `claude -p --model sonnet --output-format json` …</w:t>
+      </w:r>
+    </w:p>
+    <w:p>
+      <w:pPr>
+        <w:spacing w:after="0" w:line="240"/>
+      </w:pPr>
+      <w:r>
+        <w:rPr>
+          <w:rFonts w:ascii="Consolas" w:cs="Consolas" w:eastAsia="Consolas" w:hAnsi="Consolas"/>
+          <w:sz w:val="18"/>
+          <w:szCs w:val="18"/>
+        </w:rPr>
+        <w:t xml:space="preserve">      answered by: claude-sonnet-5</w:t>
+      </w:r>
+    </w:p>
+    <w:p>
+      <w:pPr>
+        <w:spacing w:after="0" w:line="240"/>
+      </w:pPr>
+      <w:r>
+        <w:rPr>
+          <w:rFonts w:ascii="Consolas" w:cs="Consolas" w:eastAsia="Consolas" w:hAnsi="Consolas"/>
+          <w:sz w:val="18"/>
+          <w:szCs w:val="18"/>
+        </w:rPr>
+        <w:t xml:space="preserve">[4/4] parsing, substituting the canonical text, validating, checking citations …</w:t>
+      </w:r>
+    </w:p>
+    <w:p>
+      <w:pPr>
+        <w:spacing w:after="0" w:line="240"/>
+      </w:pPr>
+      <w:r>
+        <w:rPr>
+          <w:rFonts w:ascii="Consolas" w:cs="Consolas" w:eastAsia="Consolas" w:hAnsi="Consolas"/>
+          <w:sz w:val="18"/>
+          <w:szCs w:val="18"/>
+        </w:rPr>
+        <w:t xml:space="preserve">      ACCEPTED — 1 precondition(s), every citation verified</w:t>
+      </w:r>
+    </w:p>
+    <w:p>
+      <w:pPr>
+        <w:spacing w:after="0" w:line="240"/>
+      </w:pPr>
+      <w:r>
+        <w:rPr>
+          <w:rFonts w:ascii="Consolas" w:cs="Consolas" w:eastAsia="Consolas" w:hAnsi="Consolas"/>
+          <w:sz w:val="18"/>
+          <w:szCs w:val="18"/>
+        </w:rPr>
+        <w:t xml:space="preserve">      record: CVE-2026-9586.yaml</w:t>
+      </w:r>
+    </w:p>
+    <w:p>
+      <w:pPr>
+        <w:spacing w:after="0" w:line="240"/>
+      </w:pPr>
+      <w:r>
+        <w:rPr>
+          <w:rFonts w:ascii="Consolas" w:cs="Consolas" w:eastAsia="Consolas" w:hAnsi="Consolas"/>
+          <w:sz w:val="18"/>
+          <w:szCs w:val="18"/>
+        </w:rPr>
+        <w:t xml:space="preserve"/>
+      </w:r>
+    </w:p>
+    <w:p>
+      <w:pPr>
+        <w:spacing w:after="0" w:line="240"/>
+      </w:pPr>
+      <w:r>
+        <w:rPr>
+          <w:rFonts w:ascii="Consolas" w:cs="Consolas" w:eastAsia="Consolas" w:hAnsi="Consolas"/>
+          <w:sz w:val="18"/>
+          <w:szCs w:val="18"/>
+        </w:rPr>
+        <w:t xml:space="preserve">THE READING (what to review):</w:t>
+      </w:r>
+    </w:p>
+    <w:p>
+      <w:pPr>
+        <w:spacing w:after="0" w:line="240"/>
+      </w:pPr>
+      <w:r>
+        <w:rPr>
+          <w:rFonts w:ascii="Consolas" w:cs="Consolas" w:eastAsia="Consolas" w:hAnsi="Consolas"/>
+          <w:sz w:val="18"/>
+          <w:szCs w:val="18"/>
+        </w:rPr>
+        <w:t xml:space="preserve">  - pa-endpoint-reachable  [network-reachability, required=True, default=None]</w:t>
+      </w:r>
+    </w:p>
+    <w:p>
+      <w:pPr>
+        <w:spacing w:after="0" w:line="240"/>
+      </w:pPr>
+      <w:r>
+        <w:rPr>
+          <w:rFonts w:ascii="Consolas" w:cs="Consolas" w:eastAsia="Consolas" w:hAnsi="Consolas"/>
+          <w:sz w:val="18"/>
+          <w:szCs w:val="18"/>
+        </w:rPr>
+        <w:t xml:space="preserve">      cites: "The /pa endpoint processes XML content beginning with &lt;PolycomIPPhone&gt; and</w:t>
+      </w:r>
+    </w:p>
+    <w:p>
+      <w:pPr>
+        <w:spacing w:after="0" w:line="240"/>
+      </w:pPr>
+      <w:r>
+        <w:rPr>
+          <w:rFonts w:ascii="Consolas" w:cs="Consolas" w:eastAsia="Consolas" w:hAnsi="Consolas"/>
+          <w:sz w:val="18"/>
+          <w:szCs w:val="18"/>
+        </w:rPr>
+        <w:t xml:space="preserve">      directly concatenates the user-controlled PhoneIP value into PostgreSQL queries</w:t>
+      </w:r>
+    </w:p>
+    <w:p>
+      <w:pPr>
+        <w:spacing w:after="0" w:line="240"/>
+      </w:pPr>
+      <w:r>
+        <w:rPr>
+          <w:rFonts w:ascii="Consolas" w:cs="Consolas" w:eastAsia="Consolas" w:hAnsi="Consolas"/>
+          <w:sz w:val="18"/>
+          <w:szCs w:val="18"/>
+        </w:rPr>
+        <w:t xml:space="preserve">      without sanitization or parameterization."</w:t>
+      </w:r>
+    </w:p>
+    <w:p>
+      <w:pPr>
+        <w:spacing w:after="160"/>
+      </w:pPr>
+    </w:p>
+    <w:p>
+      <w:pPr>
+        <w:spacing w:after="160"/>
+      </w:pPr>
+      <w:r>
+        <w:t xml:space="preserve">It took 38 seconds. Four files appear: </w:t>
+      </w:r>
+      <w:r>
+        <w:rPr>
+          <w:rFonts w:ascii="Consolas" w:cs="Consolas" w:eastAsia="Consolas" w:hAnsi="Consolas"/>
+        </w:rPr>
+        <w:t xml:space="preserve">CVE-2026-9586.yaml</w:t>
+      </w:r>
+      <w:r>
+        <w:t xml:space="preserve"> (the record), </w:t>
+      </w:r>
+      <w:r>
+        <w:rPr>
+          <w:rFonts w:ascii="Consolas" w:cs="Consolas" w:eastAsia="Consolas" w:hAnsi="Consolas"/>
+        </w:rPr>
+        <w:t xml:space="preserve">.advisory.txt</w:t>
+      </w:r>
+      <w:r>
+        <w:t xml:space="preserve">, </w:t>
+      </w:r>
+      <w:r>
+        <w:rPr>
+          <w:rFonts w:ascii="Consolas" w:cs="Consolas" w:eastAsia="Consolas" w:hAnsi="Consolas"/>
+        </w:rPr>
+        <w:t xml:space="preserve">.input.json</w:t>
+      </w:r>
+      <w:r>
+        <w:t xml:space="preserve"> (exactly what the model was shown) and </w:t>
+      </w:r>
+      <w:r>
+        <w:rPr>
+          <w:rFonts w:ascii="Consolas" w:cs="Consolas" w:eastAsia="Consolas" w:hAnsi="Consolas"/>
+        </w:rPr>
+        <w:t xml:space="preserve">.run.json</w:t>
+      </w:r>
+      <w:r>
+        <w:t xml:space="preserve">, which records that the model asked for was </w:t>
+      </w:r>
+      <w:r>
+        <w:rPr>
+          <w:rFonts w:ascii="Consolas" w:cs="Consolas" w:eastAsia="Consolas" w:hAnsi="Consolas"/>
+        </w:rPr>
+        <w:t xml:space="preserve">sonnet</w:t>
+      </w:r>
+      <w:r>
+        <w:t xml:space="preserve"> and the model that answered was </w:t>
+      </w:r>
+      <w:r>
+        <w:rPr>
+          <w:rFonts w:ascii="Consolas" w:cs="Consolas" w:eastAsia="Consolas" w:hAnsi="Consolas"/>
+        </w:rPr>
+        <w:t xml:space="preserve">claude-sonnet-5</w:t>
+      </w:r>
+      <w:r>
+        <w:t xml:space="preserve">. Keep all four together; the record is only re-checkable against the text it was made from.</w:t>
+      </w:r>
+    </w:p>
+    <w:p>
+      <w:pPr>
+        <w:spacing w:after="160"/>
+      </w:pPr>
+      <w:r>
+        <w:t xml:space="preserve">If the last line says </w:t>
       </w:r>
       <w:r>
         <w:rPr>
           <w:b/>
           <w:bCs/>
         </w:rPr>
-        <w:t xml:space="preserve">Compile the gate into a check.</w:t>
-      </w:r>
-      <w:r>
-        <w:t xml:space="preserve"> Each decidable precondition becomes one deterministic predicate over something the host can show you — a config line, a loaded module, a running service — that quotes what it matched. Preconditions that no tool can decide are reported as </w:t>
-      </w:r>
+        <w:t xml:space="preserve">REJECTED</w:t>
+      </w:r>
+      <w:r>
+        <w:t xml:space="preserve">, the reason is printed (a citation that is not in the text, a missing field, a YAML error) and the raw reply is kept in </w:t>
+      </w:r>
+      <w:r>
+        <w:rPr>
+          <w:rFonts w:ascii="Consolas" w:cs="Consolas" w:eastAsia="Consolas" w:hAnsi="Consolas"/>
+        </w:rPr>
+        <w:t xml:space="preserve">.rejected.txt</w:t>
+      </w:r>
+      <w:r>
+        <w:t xml:space="preserve">. Do not fix the YAML by hand. Re-run; if it is rejected twice, keep the rejection — that is a finding about the advisory or the model, and the evaluation recorded those too.</w:t>
+      </w:r>
+    </w:p>
+    <w:p>
+      <w:pPr>
+        <w:spacing w:after="160"/>
+      </w:pPr>
       <w:r>
         <w:rPr>
           <w:i/>
           <w:iCs/>
         </w:rPr>
-        <w:t xml:space="preserve">not assessed</w:t>
-      </w:r>
-      <w:r>
-        <w:t xml:space="preserve">, never silently dropped. Worked example: </w:t>
-      </w:r>
-      <w:r>
-        <w:rPr>
-          <w:rFonts w:ascii="Consolas" w:cs="Consolas" w:eastAsia="Consolas" w:hAnsi="Consolas"/>
-        </w:rPr>
-        <w:t xml:space="preserve">checks/CVE-2024-38475/</w:t>
-      </w:r>
-      <w:r>
-        <w:t xml:space="preserve">. 6. </w:t>
-      </w:r>
+        <w:t xml:space="preserve">Without the command-line tool:</w:t>
+      </w:r>
+      <w:r>
+        <w:t xml:space="preserve"> open </w:t>
+      </w:r>
+      <w:r>
+        <w:rPr>
+          <w:rFonts w:ascii="Consolas" w:cs="Consolas" w:eastAsia="Consolas" w:hAnsi="Consolas"/>
+        </w:rPr>
+        <w:t xml:space="preserve">evaluation/PROMPT.md</w:t>
+      </w:r>
+      <w:r>
+        <w:t xml:space="preserve">, paste its whole contents into a chat with any capable model, then paste the advisory text from Step 1 beneath it, and save the YAML block it returns as </w:t>
+      </w:r>
+      <w:r>
+        <w:rPr>
+          <w:rFonts w:ascii="Consolas" w:cs="Consolas" w:eastAsia="Consolas" w:hAnsi="Consolas"/>
+        </w:rPr>
+        <w:t xml:space="preserve">CVE-2026-9586.yaml</w:t>
+      </w:r>
+      <w:r>
+        <w:t xml:space="preserve">. Then run Step 4 on that file. The model's name is not recorded automatically this way; write it in the record's </w:t>
+      </w:r>
+      <w:r>
+        <w:rPr>
+          <w:rFonts w:ascii="Consolas" w:cs="Consolas" w:eastAsia="Consolas" w:hAnsi="Consolas"/>
+        </w:rPr>
+        <w:t xml:space="preserve">notes</w:t>
+      </w:r>
+      <w:r>
+        <w:t xml:space="preserve">.</w:t>
+      </w:r>
+    </w:p>
+    <w:p>
+      <w:pPr>
+        <w:spacing w:after="160"/>
+      </w:pPr>
       <w:r>
         <w:rPr>
           <w:b/>
           <w:bCs/>
         </w:rPr>
-        <w:t xml:space="preserve">Run the check with the fleet tooling you have</w:t>
-      </w:r>
-      <w:r>
-        <w:t xml:space="preserve"> (authenticated scanner audit, agentless host-configuration rule, Ansible, SSH) and keep the per-host three-way answer — present / absent / not assessed — with its evidence line.</w:t>
+        <w:t xml:space="preserve">Step 4 — check any record mechanically.</w:t>
+      </w:r>
+      <w:r>
+        <w:t xml:space="preserve"> </w:t>
+      </w:r>
+      <w:r>
+        <w:rPr>
+          <w:rFonts w:ascii="Consolas" w:cs="Consolas" w:eastAsia="Consolas" w:hAnsi="Consolas"/>
+        </w:rPr>
+        <w:t xml:space="preserve">extract_one.py</w:t>
+      </w:r>
+      <w:r>
+        <w:t xml:space="preserve"> already did this. Run it again on a record from a chat window, or on any record you were given:</w:t>
+      </w:r>
+    </w:p>
+    <w:p>
+      <w:pPr>
+        <w:spacing w:after="0" w:line="240"/>
+      </w:pPr>
+      <w:r>
+        <w:rPr>
+          <w:rFonts w:ascii="Consolas" w:cs="Consolas" w:eastAsia="Consolas" w:hAnsi="Consolas"/>
+          <w:sz w:val="18"/>
+          <w:szCs w:val="18"/>
+        </w:rPr>
+        <w:t xml:space="preserve">python3 tools/check_record.py CVE-2026-9586.yaml</w:t>
+      </w:r>
+    </w:p>
+    <w:p>
+      <w:pPr>
+        <w:spacing w:after="160"/>
+      </w:pPr>
+    </w:p>
+    <w:p>
+      <w:pPr>
+        <w:spacing w:after="160"/>
+      </w:pPr>
+      <w:r>
+        <w:t xml:space="preserve">Output is </w:t>
+      </w:r>
+      <w:r>
+        <w:rPr>
+          <w:rFonts w:ascii="Consolas" w:cs="Consolas" w:eastAsia="Consolas" w:hAnsi="Consolas"/>
+        </w:rPr>
+        <w:t xml:space="preserve">SCHEMA PASS</w:t>
+      </w:r>
+      <w:r>
+        <w:t xml:space="preserve">, then one </w:t>
+      </w:r>
+      <w:r>
+        <w:rPr>
+          <w:rFonts w:ascii="Consolas" w:cs="Consolas" w:eastAsia="Consolas" w:hAnsi="Consolas"/>
+        </w:rPr>
+        <w:t xml:space="preserve">PASS</w:t>
+      </w:r>
+      <w:r>
+        <w:t xml:space="preserve"> or </w:t>
+      </w:r>
+      <w:r>
+        <w:rPr>
+          <w:rFonts w:ascii="Consolas" w:cs="Consolas" w:eastAsia="Consolas" w:hAnsi="Consolas"/>
+        </w:rPr>
+        <w:t xml:space="preserve">FAIL</w:t>
+      </w:r>
+      <w:r>
+        <w:t xml:space="preserve"> line per precondition with its quoted sentence, then a count. Any </w:t>
+      </w:r>
+      <w:r>
+        <w:rPr>
+          <w:rFonts w:ascii="Consolas" w:cs="Consolas" w:eastAsia="Consolas" w:hAnsi="Consolas"/>
+        </w:rPr>
+        <w:t xml:space="preserve">FAIL</w:t>
+      </w:r>
+      <w:r>
+        <w:t xml:space="preserve"> means the record is not accepted. An empty precondition list passes only if </w:t>
+      </w:r>
+      <w:r>
+        <w:rPr>
+          <w:rFonts w:ascii="Consolas" w:cs="Consolas" w:eastAsia="Consolas" w:hAnsi="Consolas"/>
+        </w:rPr>
+        <w:t xml:space="preserve">notes</w:t>
+      </w:r>
+      <w:r>
+        <w:t xml:space="preserve"> starts with one of the two readings Rule 5 requires.</w:t>
+      </w:r>
+    </w:p>
+    <w:p>
+      <w:pPr>
+        <w:spacing w:after="160"/>
+      </w:pPr>
+      <w:r>
+        <w:rPr>
+          <w:b/>
+          <w:bCs/>
+        </w:rPr>
+        <w:t xml:space="preserve">Step 5 — review the reading, not the YAML.</w:t>
+      </w:r>
+      <w:r>
+        <w:t xml:space="preserve"> Read each precondition's quoted sentence and ask three questions: is that sentence really a condition the deployment must meet (Rules 8–10), is it filed under the right category, and is </w:t>
+      </w:r>
+      <w:r>
+        <w:rPr>
+          <w:rFonts w:ascii="Consolas" w:cs="Consolas" w:eastAsia="Consolas" w:hAnsi="Consolas"/>
+        </w:rPr>
+        <w:t xml:space="preserve">required_for_exploit</w:t>
+      </w:r>
+      <w:r>
+        <w:t xml:space="preserve"> right (Rule 7)? For an empty list, is the stated reading the honest one? This is the only step that needs a person, and it is a few minutes per record.</w:t>
+      </w:r>
+    </w:p>
+    <w:p>
+      <w:pPr>
+        <w:spacing w:after="160"/>
+      </w:pPr>
+      <w:r>
+        <w:rPr>
+          <w:b/>
+          <w:bCs/>
+        </w:rPr>
+        <w:t xml:space="preserve">Step 6 — compile a decidable gate into a check.</w:t>
+      </w:r>
+      <w:r>
+        <w:t xml:space="preserve"> Give the record to the model with one instruction: "write a deterministic script that decides gate </w:t>
+      </w:r>
+      <w:r>
+        <w:rPr>
+          <w:i/>
+          <w:iCs/>
+        </w:rPr>
+        <w:t xml:space="preserve">X</w:t>
+      </w:r>
+      <w:r>
+        <w:t xml:space="preserve"> from what the host can show — a config line, a loaded module, a running service — and quotes what it matched; say </w:t>
+      </w:r>
+      <w:r>
+        <w:rPr>
+          <w:rFonts w:ascii="Consolas" w:cs="Consolas" w:eastAsia="Consolas" w:hAnsi="Consolas"/>
+        </w:rPr>
+        <w:t xml:space="preserve">not_assessed</w:t>
+      </w:r>
+      <w:r>
+        <w:t xml:space="preserve"> for anything it cannot decide." Insist on three things before you trust it: a fixture folder with at least one positive and one negative for each verdict, a test that fails when the predicate is deliberately broken, and evidence lines in the output. </w:t>
+      </w:r>
+      <w:r>
+        <w:rPr>
+          <w:rFonts w:ascii="Consolas" w:cs="Consolas" w:eastAsia="Consolas" w:hAnsi="Consolas"/>
+        </w:rPr>
+        <w:t xml:space="preserve">checks/CVE-2024-38475/</w:t>
+      </w:r>
+      <w:r>
+        <w:t xml:space="preserve"> is the template: script, eight fixtures, 37 tests, and the document that explains the predicate.</w:t>
+      </w:r>
+    </w:p>
+    <w:p>
+      <w:pPr>
+        <w:spacing w:after="160"/>
+      </w:pPr>
+      <w:r>
+        <w:rPr>
+          <w:b/>
+          <w:bCs/>
+        </w:rPr>
+        <w:t xml:space="preserve">Step 7 — run the check with the fleet tooling you have.</w:t>
+      </w:r>
+      <w:r>
+        <w:t xml:space="preserve"> Tenable (</w:t>
+      </w:r>
+      <w:r>
+        <w:rPr>
+          <w:rFonts w:ascii="Consolas" w:cs="Consolas" w:eastAsia="Consolas" w:hAnsi="Consolas"/>
+        </w:rPr>
+        <w:t xml:space="preserve">CMD_EXEC</w:t>
+      </w:r>
+      <w:r>
+        <w:t xml:space="preserve"> audit item), Qualys (CAR script + script-result control), Wiz (custom host-configuration rule), Defender live response (spot checks only), Ansible or SSH for the rest. The worked example gives each in its own syntax.</w:t>
+      </w:r>
+    </w:p>
+    <w:p>
+      <w:pPr>
+        <w:spacing w:after="160"/>
+      </w:pPr>
+      <w:r>
+        <w:rPr>
+          <w:b/>
+          <w:bCs/>
+        </w:rPr>
+        <w:t xml:space="preserve">Step 8 — keep the three-way answer per host, with its evidence line.</w:t>
+      </w:r>
+      <w:r>
+        <w:t xml:space="preserve"> </w:t>
+      </w:r>
+      <w:r>
+        <w:rPr>
+          <w:i/>
+          <w:iCs/>
+        </w:rPr>
+        <w:t xml:space="preserve">Present</w:t>
+      </w:r>
+      <w:r>
+        <w:t xml:space="preserve">: the version finding stands, patch. </w:t>
+      </w:r>
+      <w:r>
+        <w:rPr>
+          <w:i/>
+          <w:iCs/>
+        </w:rPr>
+        <w:t xml:space="preserve">Absent</w:t>
+      </w:r>
+      <w:r>
+        <w:t xml:space="preserve">: the finding is a per-host </w:t>
+      </w:r>
+      <w:r>
+        <w:rPr>
+          <w:rFonts w:ascii="Consolas" w:cs="Consolas" w:eastAsia="Consolas" w:hAnsi="Consolas"/>
+        </w:rPr>
+        <w:t xml:space="preserve">not_affected</w:t>
+      </w:r>
+      <w:r>
+        <w:t xml:space="preserve"> with a citable reason. </w:t>
+      </w:r>
+      <w:r>
+        <w:rPr>
+          <w:i/>
+          <w:iCs/>
+        </w:rPr>
+        <w:t xml:space="preserve">Not assessed</w:t>
+      </w:r>
+      <w:r>
+        <w:t xml:space="preserve">: it stays a version finding, and the report says why.</w:t>
       </w:r>
     </w:p>
     <w:p>
@@ -1192,6 +1837,58 @@
                 <w:rFonts w:ascii="Consolas" w:cs="Consolas" w:eastAsia="Consolas" w:hAnsi="Consolas"/>
               </w:rPr>
               <w:t xml:space="preserve">schema.py::citation_in_text</w:t>
+            </w:r>
+          </w:p>
+        </w:tc>
+      </w:tr>
+      <w:tr>
+        <w:trPr>
+          <w:tblHeader w:val="false"/>
+        </w:trPr>
+        <w:tc>
+          <w:tcPr>
+            <w:tcW w:type="dxa" w:w="4680"/>
+          </w:tcPr>
+          <w:p>
+            <w:pPr>
+              <w:spacing w:after="60" w:before="60"/>
+            </w:pPr>
+            <w:r>
+              <w:t xml:space="preserve">single-CVE recipe commands (Steps 1, 3, 4)</w:t>
+            </w:r>
+          </w:p>
+        </w:tc>
+        <w:tc>
+          <w:tcPr>
+            <w:tcW w:type="dxa" w:w="4680"/>
+          </w:tcPr>
+          <w:p>
+            <w:pPr>
+              <w:spacing w:after="60" w:before="60"/>
+            </w:pPr>
+            <w:r>
+              <w:rPr>
+                <w:rFonts w:ascii="Consolas" w:cs="Consolas" w:eastAsia="Consolas" w:hAnsi="Consolas"/>
+              </w:rPr>
+              <w:t xml:space="preserve">tools/cve_text.py</w:t>
+            </w:r>
+            <w:r>
+              <w:t xml:space="preserve">, </w:t>
+            </w:r>
+            <w:r>
+              <w:rPr>
+                <w:rFonts w:ascii="Consolas" w:cs="Consolas" w:eastAsia="Consolas" w:hAnsi="Consolas"/>
+              </w:rPr>
+              <w:t xml:space="preserve">tools/extract_one.py</w:t>
+            </w:r>
+            <w:r>
+              <w:t xml:space="preserve">, </w:t>
+            </w:r>
+            <w:r>
+              <w:rPr>
+                <w:rFonts w:ascii="Consolas" w:cs="Consolas" w:eastAsia="Consolas" w:hAnsi="Consolas"/>
+              </w:rPr>
+              <w:t xml:space="preserve">tools/check_record.py</w:t>
             </w:r>
           </w:p>
         </w:tc>

--- a/precondition_extraction/evaluation/RULES.docx
+++ b/precondition_extraction/evaluation/RULES.docx
@@ -1403,7 +1403,7 @@
           <w:sz w:val="18"/>
           <w:szCs w:val="18"/>
         </w:rPr>
-        <w:t xml:space="preserve">python3 tools/check_record.py CVE-2026-9586.yaml</w:t>
+        <w:t xml:space="preserve">python3 tools/check_record.py CVE-2026-9586.yaml --input CVE-2026-9586.input.json</w:t>
       </w:r>
     </w:p>
     <w:p>
@@ -1416,7 +1416,43 @@
         <w:spacing w:after="160"/>
       </w:pPr>
       <w:r>
-        <w:t xml:space="preserve">Output is </w:t>
+        <w:t xml:space="preserve">Always give </w:t>
+      </w:r>
+      <w:r>
+        <w:rPr>
+          <w:rFonts w:ascii="Consolas" w:cs="Consolas" w:eastAsia="Consolas" w:hAnsi="Consolas"/>
+        </w:rPr>
+        <w:t xml:space="preserve">--input</w:t>
+      </w:r>
+      <w:r>
+        <w:t xml:space="preserve">: it replaces whatever advisory text the model typed with the captured text before checking, and prints </w:t>
+      </w:r>
+      <w:r>
+        <w:rPr>
+          <w:rFonts w:ascii="Consolas" w:cs="Consolas" w:eastAsia="Consolas" w:hAnsi="Consolas"/>
+        </w:rPr>
+        <w:t xml:space="preserve">TEXT SUBSTITUTED FROM CAPTURE</w:t>
+      </w:r>
+      <w:r>
+        <w:t xml:space="preserve">. Without it the tool warns and the result is unverified, because a model that writes the file can also write the text its citations are checked against. Output is one </w:t>
+      </w:r>
+      <w:r>
+        <w:rPr>
+          <w:rFonts w:ascii="Consolas" w:cs="Consolas" w:eastAsia="Consolas" w:hAnsi="Consolas"/>
+        </w:rPr>
+        <w:t xml:space="preserve">PASS</w:t>
+      </w:r>
+      <w:r>
+        <w:t xml:space="preserve"> or </w:t>
+      </w:r>
+      <w:r>
+        <w:rPr>
+          <w:rFonts w:ascii="Consolas" w:cs="Consolas" w:eastAsia="Consolas" w:hAnsi="Consolas"/>
+        </w:rPr>
+        <w:t xml:space="preserve">FAIL</w:t>
+      </w:r>
+      <w:r>
+        <w:t xml:space="preserve"> line per precondition with its quoted sentence, then </w:t>
       </w:r>
       <w:r>
         <w:rPr>
@@ -1425,25 +1461,7 @@
         <w:t xml:space="preserve">SCHEMA PASS</w:t>
       </w:r>
       <w:r>
-        <w:t xml:space="preserve">, then one </w:t>
-      </w:r>
-      <w:r>
-        <w:rPr>
-          <w:rFonts w:ascii="Consolas" w:cs="Consolas" w:eastAsia="Consolas" w:hAnsi="Consolas"/>
-        </w:rPr>
-        <w:t xml:space="preserve">PASS</w:t>
-      </w:r>
-      <w:r>
-        <w:t xml:space="preserve"> or </w:t>
-      </w:r>
-      <w:r>
-        <w:rPr>
-          <w:rFonts w:ascii="Consolas" w:cs="Consolas" w:eastAsia="Consolas" w:hAnsi="Consolas"/>
-        </w:rPr>
-        <w:t xml:space="preserve">FAIL</w:t>
-      </w:r>
-      <w:r>
-        <w:t xml:space="preserve"> line per precondition with its quoted sentence, then a count. Any </w:t>
+        <w:t xml:space="preserve">, then a count. Any </w:t>
       </w:r>
       <w:r>
         <w:rPr>
